--- a/开发相关文档/AI提示词/20261018-AI实践与大数据分阶段执行包/00-执行总纲与使用顺序.docx
+++ b/开发相关文档/AI提示词/20261018-AI实践与大数据分阶段执行包/00-执行总纲与使用顺序.docx
@@ -19,7 +19,7 @@
         <w:widowControl/>
       </w:pPr>
       <w:r>
-        <w:t>V2 完整实施指令包  数据科学与大数据技术专业  2026年10月19日</w:t>
+        <w:t>V2 执行提示词 20261025收口修订  工程闭环＋AI辅助建议</w:t>
       </w:r>
     </w:p>
     <w:p>
@@ -35,7 +35,15 @@
         <w:widowControl/>
       </w:pPr>
       <w:r>
-        <w:t>V2替代本目录旧版，阶段编号已重新分配。建议按6周组织完整交付，第4周争取主线贯通；时间是规划，不是已完成承诺。S11默认选做，实验与论文持续积累。</w:t>
+        <w:t>20261025收口：S06完整通过，S07工程通过；S08历史工程通过、自动评审质量未通过。用户已选择工程闭环＋AI辅助建议，停止收费重评；本版提示词不代表辅助模式已落地。S09/S10未实施，S11默认跳过。</w:t>
+      </w:r>
+    </w:p>
+    <w:p>
+      <w:pPr>
+        <w:widowControl/>
+      </w:pPr>
+      <w:r>
+        <w:t>保留原15份DOCX编号与文件名。本轮修订总纲及S08–S13；S00–S07是既有阶段材料，旧日期进度以最新任务交接覆盖。下一步按新版S08核对并完成辅助模式工程适配，不再收费追求自动评审过关；提示词更新不代表业务已实现。</w:t>
       </w:r>
     </w:p>
     <w:p>
@@ -55,7 +63,7 @@
         <w:ind w:left="198" w:hanging="198"/>
       </w:pPr>
       <w:r>
-        <w:t>1  先读本总纲，再单独上传S00，对AI说“只执行附件阶段，保护已有修改，完成验收和报告后停止”。每次只执行一个阶段，整包文件不等于自动执行授权。</w:t>
+        <w:t>1  先读同一任务交接、20261021计划书的20261025收口说明及本总纲，再执行用户指定的单阶段。S06完整通过、S07工程通过；不从S00重建，不启用旧评价脚本或自动推进S09。</w:t>
       </w:r>
     </w:p>
     <w:p>
@@ -64,7 +72,7 @@
         <w:ind w:left="198" w:hanging="198"/>
       </w:pPr>
       <w:r>
-        <w:t>2  每阶段通过后由用户发送下一阶段。新对话提供上一报告或允许读取仓库报告；无源码访问先列缺少材料，不能凭文档想象实现。</w:t>
+        <w:t xml:space="preserve">2  用户逐阶段发指令。每阶段结束、关键阻塞、换AI或准备压缩前，先保存证据并更新开发相关文档/任务交接.md的任务卡、已改文件、授权/消耗、缺口、恢复点和下一步；无仓库访问先列缺少材料，不只留聊天纪要。</w:t>
       </w:r>
     </w:p>
     <w:p>
@@ -73,7 +81,7 @@
         <w:ind w:left="198" w:hanging="198"/>
       </w:pPr>
       <w:r>
-        <w:t>3  S01冻结具体数据、指标、API、持久化和评价契约。已明确批准的同一事项不重复审批；未批准变更、隔离库写入、收费模型、安装或凭证操作仍按实际授权处理。</w:t>
+        <w:t>3  数据、权限、版本、持久化和接口基线沿用V2-S01-r2；S08结束含义、B-R1解释和后续前置按用户20261025辅助建议缩减补充。原答案与评分阈值只读封存。新增范围、隔离写入和收费仍需具体授权。</w:t>
       </w:r>
     </w:p>
     <w:p>
@@ -110,7 +118,7 @@
         <w:widowControl/>
       </w:pPr>
       <w:r>
-        <w:t>编制时HEAD为9320d68，已有未提交节点结果模块化及文档差异。项目具有学习任务、教学提交反馈、Context与旧DAG运行和个人AI报告基础；统计主要是SQL聚合，尚无接通的Spark业务管道。WSL环境是否可用由S00核实。</w:t>
+        <w:t>当前基线为main/2faa8a2加既有未提交工作：S06完整验收、S07持久会话工程已有证据；S08历史工程通过，自动评审质量未通过，76次与账本封存。用户已选辅助建议路线；当前运行代码是否完成新模式须按新版S08核实，S09/S10未实施。</w:t>
       </w:r>
     </w:p>
     <w:p>
@@ -766,7 +774,7 @@
                 <w:color w:val="000000"/>
                 <w:sz w:val="18"/>
               </w:rPr>
-              <w:t>建议时间</w:t>
+              <w:t xml:space="preserve">当前状态与参考投入</w:t>
             </w:r>
           </w:p>
         </w:tc>
@@ -865,7 +873,7 @@
                 <w:color w:val="000000"/>
                 <w:sz w:val="18"/>
               </w:rPr>
-              <w:t>第1周前段</w:t>
+              <w:t xml:space="preserve">已交付 核验复用</w:t>
             </w:r>
           </w:p>
         </w:tc>
@@ -964,7 +972,7 @@
                 <w:color w:val="000000"/>
                 <w:sz w:val="18"/>
               </w:rPr>
-              <w:t>第1周前段</w:t>
+              <w:t xml:space="preserve">已交付 核验复用</w:t>
             </w:r>
           </w:p>
         </w:tc>
@@ -1063,7 +1071,7 @@
                 <w:color w:val="000000"/>
                 <w:sz w:val="18"/>
               </w:rPr>
-              <w:t>第1周后段</w:t>
+              <w:t xml:space="preserve">已交付 核验复用</w:t>
             </w:r>
           </w:p>
         </w:tc>
@@ -1162,7 +1170,7 @@
                 <w:color w:val="000000"/>
                 <w:sz w:val="18"/>
               </w:rPr>
-              <w:t>第1至2周</w:t>
+              <w:t xml:space="preserve">已交付 核验复用</w:t>
             </w:r>
           </w:p>
         </w:tc>
@@ -1261,7 +1269,7 @@
                 <w:color w:val="000000"/>
                 <w:sz w:val="18"/>
               </w:rPr>
-              <w:t>第2周</w:t>
+              <w:t xml:space="preserve">已交付 核验复用</w:t>
             </w:r>
           </w:p>
         </w:tc>
@@ -1360,7 +1368,7 @@
                 <w:color w:val="000000"/>
                 <w:sz w:val="18"/>
               </w:rPr>
-              <w:t>第2至3周</w:t>
+              <w:t xml:space="preserve">已交付 核验复用</w:t>
             </w:r>
           </w:p>
         </w:tc>
@@ -1454,12 +1462,7 @@
               <w:spacing w:after="40" w:line="269" w:lineRule="auto"/>
             </w:pPr>
             <w:r>
-              <w:rPr>
-                <w:b w:val="0"/>
-                <w:color w:val="000000"/>
-                <w:sz w:val="18"/>
-              </w:rPr>
-              <w:t>第3周</w:t>
+              <w:t>完整通过 复用证据</w:t>
             </w:r>
           </w:p>
         </w:tc>
@@ -1553,12 +1556,7 @@
               <w:spacing w:after="40" w:line="269" w:lineRule="auto"/>
             </w:pPr>
             <w:r>
-              <w:rPr>
-                <w:b w:val="0"/>
-                <w:color w:val="000000"/>
-                <w:sz w:val="18"/>
-              </w:rPr>
-              <w:t>第3周后段</w:t>
+              <w:t>工程通过 复用证据</w:t>
             </w:r>
           </w:p>
         </w:tc>
@@ -1621,12 +1619,7 @@
               <w:spacing w:after="40" w:line="269" w:lineRule="auto"/>
             </w:pPr>
             <w:r>
-              <w:rPr>
-                <w:b w:val="0"/>
-                <w:color w:val="000000"/>
-                <w:sz w:val="18"/>
-              </w:rPr>
-              <w:t>提交评审恢复与早期AI质量验收</w:t>
+              <w:t>提交恢复与AI辅助建议收口</w:t>
             </w:r>
           </w:p>
         </w:tc>
@@ -1652,12 +1645,7 @@
               <w:spacing w:after="40" w:line="269" w:lineRule="auto"/>
             </w:pPr>
             <w:r>
-              <w:rPr>
-                <w:b w:val="0"/>
-                <w:color w:val="000000"/>
-                <w:sz w:val="18"/>
-              </w:rPr>
-              <w:t>第3至4周</w:t>
+              <w:t>旧工程通过 新模式待适配</w:t>
             </w:r>
           </w:p>
         </w:tc>
@@ -1751,12 +1739,7 @@
               <w:spacing w:after="40" w:line="269" w:lineRule="auto"/>
             </w:pPr>
             <w:r>
-              <w:rPr>
-                <w:b w:val="0"/>
-                <w:color w:val="000000"/>
-                <w:sz w:val="18"/>
-              </w:rPr>
-              <w:t>第4周</w:t>
+              <w:t>后续 真实学生端接入</w:t>
             </w:r>
           </w:p>
         </w:tc>
@@ -1850,12 +1833,7 @@
               <w:spacing w:after="40" w:line="269" w:lineRule="auto"/>
             </w:pPr>
             <w:r>
-              <w:rPr>
-                <w:b w:val="0"/>
-                <w:color w:val="000000"/>
-                <w:sz w:val="18"/>
-              </w:rPr>
-              <w:t>第4至5周</w:t>
+              <w:t>后续 复用原Spark链</w:t>
             </w:r>
           </w:p>
         </w:tc>
@@ -1954,7 +1932,7 @@
                 <w:color w:val="000000"/>
                 <w:sz w:val="18"/>
               </w:rPr>
-              <w:t>选做 仅限实验论文时间有余量</w:t>
+              <w:t xml:space="preserve">未选 默认跳过</w:t>
             </w:r>
           </w:p>
         </w:tc>
@@ -2053,7 +2031,7 @@
                 <w:color w:val="000000"/>
                 <w:sz w:val="18"/>
               </w:rPr>
-              <w:t>第5至6周 评价集从第1周积累</w:t>
+              <w:t xml:space="preserve">与S13合计1至3日</w:t>
             </w:r>
           </w:p>
         </w:tc>
@@ -2152,7 +2130,7 @@
                 <w:color w:val="000000"/>
                 <w:sz w:val="18"/>
               </w:rPr>
-              <w:t>第6周 材料持续积累</w:t>
+              <w:t xml:space="preserve">与S12合计1至3日</w:t>
             </w:r>
           </w:p>
         </w:tc>
@@ -2177,7 +2155,7 @@
         <w:widowControl/>
       </w:pPr>
       <w:r>
-        <w:t>S02只补影响所选数据链的业务阻塞，已有正确能力直接复用。S03至S06只依赖现有业务数据，不等待S07至S11；新增实践事件在S08产生、S10按版本接入。S12可以先复验已完成的大数据核心，联合主线完成仍需S10及模型质量证据。</w:t>
+        <w:t>S00–S07核验复用，S08只做辅助建议的必要工程收口；S09学生端、S10事件与建议应用继续复用原分析链。S11默认跳过，S12/S13整理最终证据与演示；不重复已有规模实验或恢复收费评测。</w:t>
       </w:r>
     </w:p>
     <w:p>
@@ -2341,7 +2319,7 @@
                 <w:color w:val="000000"/>
                 <w:sz w:val="18"/>
               </w:rPr>
-              <w:t>第1周</w:t>
+              <w:t xml:space="preserve">S06收口</w:t>
             </w:r>
           </w:p>
         </w:tc>
@@ -2367,12 +2345,7 @@
               <w:spacing w:after="40" w:line="269" w:lineRule="auto"/>
             </w:pPr>
             <w:r>
-              <w:rPr>
-                <w:b w:val="0"/>
-                <w:color w:val="000000"/>
-                <w:sz w:val="18"/>
-              </w:rPr>
-              <w:t>S00/S01确定范围与答案 S02核心数据可用</w:t>
+              <w:t>既有完整专题J1与工程证据</w:t>
             </w:r>
           </w:p>
         </w:tc>
@@ -2398,12 +2371,7 @@
               <w:spacing w:after="40" w:line="269" w:lineRule="auto"/>
             </w:pPr>
             <w:r>
-              <w:rPr>
-                <w:b w:val="0"/>
-                <w:color w:val="000000"/>
-                <w:sz w:val="18"/>
-              </w:rPr>
-              <w:t>只修数据阻塞 不扩外围业务</w:t>
+              <w:t>已通过 不重复运行</w:t>
             </w:r>
           </w:p>
         </w:tc>
@@ -2440,7 +2408,7 @@
                 <w:color w:val="000000"/>
                 <w:sz w:val="18"/>
               </w:rPr>
-              <w:t>第2周</w:t>
+              <w:t xml:space="preserve">S07</w:t>
             </w:r>
           </w:p>
         </w:tc>
@@ -2471,7 +2439,7 @@
                 <w:color w:val="000000"/>
                 <w:sz w:val="18"/>
               </w:rPr>
-              <w:t>S03固定快照 S04实际Spark与独立答案一致</w:t>
+              <w:t xml:space="preserve">固定会话 单步等待 版本恢复及真实事件</w:t>
             </w:r>
           </w:p>
         </w:tc>
@@ -2497,12 +2465,7 @@
               <w:spacing w:after="40" w:line="269" w:lineRule="auto"/>
             </w:pPr>
             <w:r>
-              <w:rPr>
-                <w:b w:val="0"/>
-                <w:color w:val="000000"/>
-                <w:sz w:val="18"/>
-              </w:rPr>
-              <w:t>冻结选做 缩小指标数 保留正确性</w:t>
+              <w:t>已有工程证据 不重建</w:t>
             </w:r>
           </w:p>
         </w:tc>
@@ -2539,7 +2502,7 @@
                 <w:color w:val="000000"/>
                 <w:sz w:val="18"/>
               </w:rPr>
-              <w:t>第3周</w:t>
+              <w:t xml:space="preserve">S08</w:t>
             </w:r>
           </w:p>
         </w:tc>
@@ -2565,12 +2528,7 @@
               <w:spacing w:after="40" w:line="269" w:lineRule="auto"/>
             </w:pPr>
             <w:r>
-              <w:rPr>
-                <w:b w:val="0"/>
-                <w:color w:val="000000"/>
-                <w:sz w:val="18"/>
-              </w:rPr>
-              <w:t>S05/S06完成发布图表 专题分析与初步规模</w:t>
+              <w:t>提交/建议/本人审阅/历史恢复</w:t>
             </w:r>
           </w:p>
         </w:tc>
@@ -2596,12 +2554,7 @@
               <w:spacing w:after="40" w:line="269" w:lineRule="auto"/>
             </w:pPr>
             <w:r>
-              <w:rPr>
-                <w:b w:val="0"/>
-                <w:color w:val="000000"/>
-                <w:sz w:val="18"/>
-              </w:rPr>
-              <w:t>先保数据闭环 不以新AI页面阻塞</w:t>
+              <w:t>停止收费重评 原质量未通过封存</w:t>
             </w:r>
           </w:p>
         </w:tc>
@@ -2638,7 +2591,7 @@
                 <w:color w:val="000000"/>
                 <w:sz w:val="18"/>
               </w:rPr>
-              <w:t>第4周</w:t>
+              <w:t xml:space="preserve">S09与S10</w:t>
             </w:r>
           </w:p>
         </w:tc>
@@ -2669,7 +2622,7 @@
                 <w:color w:val="000000"/>
                 <w:sz w:val="18"/>
               </w:rPr>
-              <w:t>S07至S10最小联合主线和早期模型评价</w:t>
+              <w:t xml:space="preserve">真实工作台 新版分析及一次任务应用</w:t>
             </w:r>
           </w:p>
         </w:tc>
@@ -2695,12 +2648,7 @@
               <w:spacing w:after="40" w:line="269" w:lineRule="auto"/>
             </w:pPr>
             <w:r>
-              <w:rPr>
-                <w:b w:val="0"/>
-                <w:color w:val="000000"/>
-                <w:sz w:val="18"/>
-              </w:rPr>
-              <w:t>去掉自由草案与第二模板 明列质量缺口</w:t>
+              <w:t>工程前置验收 质量失败不阻挡</w:t>
             </w:r>
           </w:p>
         </w:tc>
@@ -2737,7 +2685,7 @@
                 <w:color w:val="000000"/>
                 <w:sz w:val="18"/>
               </w:rPr>
-              <w:t>第5至6周</w:t>
+              <w:t xml:space="preserve">S12与S13</w:t>
             </w:r>
           </w:p>
         </w:tc>
@@ -2768,7 +2716,7 @@
                 <w:color w:val="000000"/>
                 <w:sz w:val="18"/>
               </w:rPr>
-              <w:t>S12复验与实验 S13论文和可复现演示</w:t>
+              <w:t xml:space="preserve">最终复验 论文 演示和同一交接文档</w:t>
             </w:r>
           </w:p>
         </w:tc>
@@ -2799,7 +2747,7 @@
                 <w:color w:val="000000"/>
                 <w:sz w:val="18"/>
               </w:rPr>
-              <w:t>不新增功能 不用未测量结果补成绩</w:t>
+              <w:t xml:space="preserve">不新增功能 不自动扩大实验或模型费用</w:t>
             </w:r>
           </w:p>
         </w:tc>
@@ -2816,7 +2764,7 @@
         <w:widowControl/>
       </w:pPr>
       <w:r>
-        <w:t>四周检查时只完成S06，可交付“大数据核心已验收、AI联合未完成”的准确状态；不能标整包完成。完整目标保留最小AI闭环，优先砍S11、复杂流程调整和过多图表，不删除专业核心实验或降低质量门槛。</w:t>
+        <w:t>门槛改为可核实的工程行为：提交、历史、归属/版本、本人审阅、取消和恢复。AI自动评审质量已退出后续工程前置，原失败不改；模型建议不判代码正确，本人确认不判学生通过，工程缺口仍按证据处理。</w:t>
       </w:r>
     </w:p>
     <w:p>
@@ -2917,7 +2865,7 @@
         <w:widowControl/>
       </w:pPr>
       <w:r>
-        <w:t>首版固定Python学习记录CSV清洗模板。学生本地运行，平台静态评审并可核对固定输出值；当前任务、提交版本、反馈和验收项分别绑定。首次正确可以完成，多次修改用于验证恢复机制，不能强制制造一次失败。</w:t>
+        <w:t>固定python-learning-csv/1.0，平台不执行学生代码。AI按需提供建议，输出比较仅核对声明值；本人可审阅自己的提交后结束，不依赖AI pass或必须修改。新模式须实际适配并验证后才算工程完成。</w:t>
       </w:r>
     </w:p>
     <w:p>
@@ -2926,7 +2874,7 @@
         <w:ind w:left="198" w:hanging="198"/>
       </w:pPr>
       <w:r>
-        <w:t>1  S01先定义12至20个正确、错误、信息不足案例，以及参考答案、评分人、单位、分母和S08质量门槛。只有明确预算授权后才运行真实模型；S08就评价反馈质量，S12不作为首次验证。</w:t>
+        <w:t>1  原Q01–Q16、C01–C06、7向量、r2答案和阈值不改，历史结果封存为自动评审质量未通过。停止新的被测/J1评价，不能用归档、改汇总或缩分母追认为通过。</w:t>
       </w:r>
     </w:p>
     <w:p>
@@ -2935,7 +2883,16 @@
         <w:ind w:left="198" w:hanging="198"/>
       </w:pPr>
       <w:r>
-        <w:t>2  Fake/Mock只证明绑定、状态和交互。未运行真实模型时，工程证据可以交付，AI质量保持未验收；不能把使用效果或教师通过写成模型输出的自动结论。</w:t>
+        <w:t>S06专题J1已通过，保留原校准和8/8结果。S08历史76次/265486tokens、usage上界2.201798CNY、含预留2.693412CNY；非账户扣款证明。原余次数/金额不继续使用，本轮新模型调用0。</w:t>
+      </w:r>
+    </w:p>
+    <w:p>
+      <w:pPr>
+        <w:widowControl/>
+        <w:ind w:left="198" w:hanging="198"/>
+      </w:pPr>
+      <w:r>
+        <w:t>2  Fake只证明工程，AI建议不保证正确。本人确认表示审阅/认可建议，教师认可继续来自独立正式权限；保留教师模块和旧工作流，不把范围收缩当作删除全项目功能许可。</w:t>
       </w:r>
     </w:p>
     <w:p>
@@ -2953,7 +2910,7 @@
         <w:ind w:left="198" w:hanging="198"/>
       </w:pPr>
       <w:r>
-        <w:t>4  候选成果与建议显示来源、差异和影响，用户确认后才写Context或创建任务；新批次不静默改写旧报告。复用已有个人学习报告的事实保护，不另造重复报告系统。</w:t>
+        <w:t>4  B组表/API沿用批准边界；S10原B-R1收窄为重复建议的可选自测提醒，模型标签不作已证实缺陷。应用仍需本人审阅、来源/版本核对及同事务一次任务创建；GET零模型/Spark/写入。</w:t>
       </w:r>
     </w:p>
     <w:tbl>
@@ -3132,12 +3089,7 @@
               <w:spacing w:after="40" w:line="269" w:lineRule="auto"/>
             </w:pPr>
             <w:r>
-              <w:rPr>
-                <w:b w:val="0"/>
-                <w:color w:val="000000"/>
-                <w:sz w:val="18"/>
-              </w:rPr>
-              <w:t>学生声明完成</w:t>
+              <w:t>本人声明或审阅本次提交</w:t>
             </w:r>
           </w:p>
         </w:tc>
@@ -3163,12 +3115,7 @@
               <w:spacing w:after="40" w:line="269" w:lineRule="auto"/>
             </w:pPr>
             <w:r>
-              <w:rPr>
-                <w:b w:val="0"/>
-                <w:color w:val="000000"/>
-                <w:sz w:val="18"/>
-              </w:rPr>
-              <w:t>代码正确与学习掌握</w:t>
+              <w:t>代码正确 执行或学习掌握</w:t>
             </w:r>
           </w:p>
         </w:tc>
@@ -3299,12 +3246,7 @@
               <w:jc w:val="center"/>
             </w:pPr>
             <w:r>
-              <w:rPr>
-                <w:b w:val="0"/>
-                <w:color w:val="000000"/>
-                <w:sz w:val="18"/>
-              </w:rPr>
-              <w:t>AI静态评审</w:t>
+              <w:t>AI辅助建议</w:t>
             </w:r>
           </w:p>
         </w:tc>
@@ -3330,12 +3272,7 @@
               <w:spacing w:after="40" w:line="269" w:lineRule="auto"/>
             </w:pPr>
             <w:r>
-              <w:rPr>
-                <w:b w:val="0"/>
-                <w:color w:val="000000"/>
-                <w:sz w:val="18"/>
-              </w:rPr>
-              <w:t>模型作出本次判断与建议</w:t>
+              <w:t>模型提供了本次建议</w:t>
             </w:r>
           </w:p>
         </w:tc>
@@ -3361,12 +3298,7 @@
               <w:spacing w:after="40" w:line="269" w:lineRule="auto"/>
             </w:pPr>
             <w:r>
-              <w:rPr>
-                <w:b w:val="0"/>
-                <w:color w:val="000000"/>
-                <w:sz w:val="18"/>
-              </w:rPr>
-              <w:t>教师认可和实际教学效果</w:t>
+              <w:t>代码正确 教师认可和教学效果</w:t>
             </w:r>
           </w:p>
         </w:tc>
@@ -3910,12 +3842,7 @@
               <w:spacing w:after="40" w:line="269" w:lineRule="auto"/>
             </w:pPr>
             <w:r>
-              <w:rPr>
-                <w:b w:val="0"/>
-                <w:color w:val="000000"/>
-                <w:sz w:val="18"/>
-              </w:rPr>
-              <w:t>S08提交恢复与早期质量评价</w:t>
+              <w:t>S08提交恢复与辅助建议 原质量封存</w:t>
             </w:r>
           </w:p>
         </w:tc>
@@ -4487,7 +4414,7 @@
         <w:widowControl/>
       </w:pPr>
       <w:r>
-        <w:t>每阶段保留基线、实际差异、授权依据、检查命令、原始结果、证据、未完成影响和恢复方式，报告位于开发相关文档/阶段报告/AI大数据改造/V2。大数据核心、AI联合主线、S11选做分别判定；批次正确、模型质量、规模表现和真实学习效果分别陈述。</w:t>
+        <w:t xml:space="preserve">每阶段保存基线、具体差异、授权、实际命令/原始结果、未完成与恢复方式，再更新开发相关文档/任务交接.md。报告放V2既定目录，大数据计算/解释质量、AI工程/真实质量、性能和教学效果分别陈述；历史测试不记成本轮运行，原失败不覆盖。</w:t>
       </w:r>
     </w:p>
     <w:p>
@@ -4495,7 +4422,7 @@
         <w:widowControl/>
       </w:pPr>
       <w:r>
-        <w:t>毕业设计至少交付一条可重跑Spark链路、一项有方法与独立验证的分析专题、一组原始规模实验、一条可恢复AI实践与可核对质量结果，以及对应论文演示。没有真实参与者实验时不承诺普遍学习提升。</w:t>
+        <w:t>毕业设计交付以实际Spark链、独立答案专题、既有规模实验和可恢复辅助实践工程为核心；历史自动评审失败可作为局限保留，不承担可靠自动判分或普遍学习提升主张。S09/S10仍须各自实际完成证据。</w:t>
       </w:r>
     </w:p>
     <w:p>
@@ -4583,7 +4510,7 @@
         <w:ind w:left="198" w:hanging="198"/>
       </w:pPr>
       <w:r>
-        <w:t>1  本地依据为当前源码、CR9带日期验收、20261018节点结果模块化报告、20261016大数据新版方案及20261017 WSL指南。旧文档状态不能覆盖新源码事实。</w:t>
+        <w:t>1  当前依据为20261025用户缩减决定、同一任务交接、计划书最新补充、S01-r2未变部分及各阶段真实报告。提示词修订不覆盖历史成绩，也不默认授权收费、数据库写入或下一阶段。</w:t>
       </w:r>
     </w:p>
     <w:p>
